--- a/Ha-Long-Bay-Advertisement.docx
+++ b/Ha-Long-Bay-Advertisement.docx
@@ -61,7 +61,7 @@
           <w:sz w:val="28"/>
           <w:szCs w:val="28"/>
         </w:rPr>
-        <w:t xml:space="preserve">Sail Into a Postcard: Ha Long Bay, Vietnam</w:t>
+        <w:t xml:space="preserve">Wake Up in the Middle of a Wonder: Ha Long Bay, Vietnam</w:t>
       </w:r>
     </w:p>
     <w:p>
@@ -209,7 +209,7 @@
         </w:rPr>
         <w:t xml:space="preserve">Ha Long Bay. </w:t>
       </w:r>
-      <w:hyperlink w:history="1" r:id="rIdrb2ymtczp0aqli0ykuf6n">
+      <w:hyperlink w:history="1" r:id="rIdtw9tphd9p976pvbah2m3q">
         <w:r>
           <w:rPr>
             <w:rFonts w:ascii="Calibri" w:cs="Calibri" w:eastAsia="Calibri" w:hAnsi="Calibri"/>

--- a/Ha-Long-Bay-Advertisement.docx
+++ b/Ha-Long-Bay-Advertisement.docx
@@ -183,39 +183,39 @@
       </w:pPr>
       <w:r>
         <w:rPr>
-          <w:rFonts w:ascii="Calibri" w:cs="Calibri" w:eastAsia="Calibri" w:hAnsi="Calibri"/>
+          <w:rFonts w:ascii="Bookman Old Style" w:cs="Bookman Old Style" w:eastAsia="Bookman Old Style" w:hAnsi="Bookman Old Style"/>
           <w:i/>
           <w:iCs/>
-          <w:sz w:val="20"/>
-          <w:szCs w:val="20"/>
+          <w:sz w:val="24"/>
+          <w:szCs w:val="24"/>
         </w:rPr>
         <w:t xml:space="preserve">Illustration by the author. Information: </w:t>
       </w:r>
       <w:r>
         <w:rPr>
-          <w:rFonts w:ascii="Calibri" w:cs="Calibri" w:eastAsia="Calibri" w:hAnsi="Calibri"/>
-          <w:sz w:val="20"/>
-          <w:szCs w:val="20"/>
+          <w:rFonts w:ascii="Bookman Old Style" w:cs="Bookman Old Style" w:eastAsia="Bookman Old Style" w:hAnsi="Bookman Old Style"/>
+          <w:sz w:val="24"/>
+          <w:szCs w:val="24"/>
         </w:rPr>
         <w:t xml:space="preserve">UNESCO World Heritage Centre. (n.d.). </w:t>
       </w:r>
       <w:r>
         <w:rPr>
-          <w:rFonts w:ascii="Calibri" w:cs="Calibri" w:eastAsia="Calibri" w:hAnsi="Calibri"/>
+          <w:rFonts w:ascii="Bookman Old Style" w:cs="Bookman Old Style" w:eastAsia="Bookman Old Style" w:hAnsi="Bookman Old Style"/>
           <w:i/>
           <w:iCs/>
-          <w:sz w:val="20"/>
-          <w:szCs w:val="20"/>
+          <w:sz w:val="24"/>
+          <w:szCs w:val="24"/>
         </w:rPr>
         <w:t xml:space="preserve">Ha Long Bay. </w:t>
       </w:r>
-      <w:hyperlink w:history="1" r:id="rIdtw9tphd9p976pvbah2m3q">
+      <w:hyperlink w:history="1" r:id="rIdbmxed_ruqi5aa1tx42s0z">
         <w:r>
           <w:rPr>
-            <w:rFonts w:ascii="Calibri" w:cs="Calibri" w:eastAsia="Calibri" w:hAnsi="Calibri"/>
+            <w:rFonts w:ascii="Bookman Old Style" w:cs="Bookman Old Style" w:eastAsia="Bookman Old Style" w:hAnsi="Bookman Old Style"/>
             <w:color w:val="1155CC"/>
-            <w:sz w:val="20"/>
-            <w:szCs w:val="20"/>
+            <w:sz w:val="24"/>
+            <w:szCs w:val="24"/>
             <w:u w:val="single"/>
           </w:rPr>
           <w:t xml:space="preserve">https://whc.unesco.org/</w:t>

--- a/Ha-Long-Bay-Advertisement.docx
+++ b/Ha-Long-Bay-Advertisement.docx
@@ -10,7 +10,7 @@
       <w:r>
         <w:drawing>
           <wp:inline distT="0" distB="0" distL="0" distR="0">
-            <wp:extent cx="5143500" cy="2895600"/>
+            <wp:extent cx="5143500" cy="2886075"/>
             <wp:effectExtent t="0" r="0" b="0" l="0"/>
             <wp:docPr id="1" name="" descr="" title=""/>
             <wp:cNvGraphicFramePr>
@@ -35,7 +35,7 @@
                   <pic:spPr bwMode="auto">
                     <a:xfrm>
                       <a:off x="0" y="0"/>
-                      <a:ext cx="5143500" cy="2895600"/>
+                      <a:ext cx="5143500" cy="2886075"/>
                     </a:xfrm>
                     <a:prstGeom prst="rect">
                       <a:avLst/>
@@ -184,32 +184,22 @@
       <w:r>
         <w:rPr>
           <w:rFonts w:ascii="Bookman Old Style" w:cs="Bookman Old Style" w:eastAsia="Bookman Old Style" w:hAnsi="Bookman Old Style"/>
+          <w:sz w:val="24"/>
+          <w:szCs w:val="24"/>
+        </w:rPr>
+        <w:t xml:space="preserve">Paradise Vietnam. (n.d.). </w:t>
+      </w:r>
+      <w:r>
+        <w:rPr>
+          <w:rFonts w:ascii="Bookman Old Style" w:cs="Bookman Old Style" w:eastAsia="Bookman Old Style" w:hAnsi="Bookman Old Style"/>
           <w:i/>
           <w:iCs/>
           <w:sz w:val="24"/>
           <w:szCs w:val="24"/>
         </w:rPr>
-        <w:t xml:space="preserve">Illustration by the author. Information: </w:t>
-      </w:r>
-      <w:r>
-        <w:rPr>
-          <w:rFonts w:ascii="Bookman Old Style" w:cs="Bookman Old Style" w:eastAsia="Bookman Old Style" w:hAnsi="Bookman Old Style"/>
-          <w:sz w:val="24"/>
-          <w:szCs w:val="24"/>
-        </w:rPr>
-        <w:t xml:space="preserve">UNESCO World Heritage Centre. (n.d.). </w:t>
-      </w:r>
-      <w:r>
-        <w:rPr>
-          <w:rFonts w:ascii="Bookman Old Style" w:cs="Bookman Old Style" w:eastAsia="Bookman Old Style" w:hAnsi="Bookman Old Style"/>
-          <w:i/>
-          <w:iCs/>
-          <w:sz w:val="24"/>
-          <w:szCs w:val="24"/>
-        </w:rPr>
-        <w:t xml:space="preserve">Ha Long Bay. </w:t>
-      </w:r>
-      <w:hyperlink w:history="1" r:id="rIdbmxed_ruqi5aa1tx42s0z">
+        <w:t xml:space="preserve">Ha Long Bay Images. </w:t>
+      </w:r>
+      <w:hyperlink w:history="1" r:id="rIdws3iomortt1brpgtvveoj">
         <w:r>
           <w:rPr>
             <w:rFonts w:ascii="Bookman Old Style" w:cs="Bookman Old Style" w:eastAsia="Bookman Old Style" w:hAnsi="Bookman Old Style"/>
@@ -218,7 +208,7 @@
             <w:szCs w:val="24"/>
             <w:u w:val="single"/>
           </w:rPr>
-          <w:t xml:space="preserve">https://whc.unesco.org/</w:t>
+          <w:t xml:space="preserve">https://www.paradisevietnam.com/en/halong-bay-images</w:t>
         </w:r>
       </w:hyperlink>
     </w:p>

--- a/Ha-Long-Bay-Advertisement.docx
+++ b/Ha-Long-Bay-Advertisement.docx
@@ -89,7 +89,7 @@
           <w:sz w:val="24"/>
           <w:szCs w:val="24"/>
         </w:rPr>
-        <w:t xml:space="preserve">There are places you look at in photographs and places you feel the moment you arrive. Ha Long Bay in northern Vietnam is the second kind. Almost two thousand limestone islands rise straight out of emerald water, and a boat is the only way through them. If you are choosing one destination in Southeast Asia, choose the one that has been shaped for millions of years and can still be crossed in an afternoon.</w:t>
+        <w:t xml:space="preserve">Some places look better in photographs than in person. Ha Long Bay is the opposite. Nearly two thousand limestone islands rise straight out of emerald water in northern Vietnam, and the only way through them is by boat. Make it your next destination.</w:t>
       </w:r>
     </w:p>
     <w:p>
@@ -117,7 +117,7 @@
           <w:sz w:val="24"/>
           <w:szCs w:val="24"/>
         </w:rPr>
-        <w:t xml:space="preserve">Ha Long Bay is a UNESCO World Heritage Site, recognised for limestone karsts that took roughly 500 million years to form. Visitors cruise between the islands on traditional wooden junks, kayak into hidden lagoons that open only at low tide, and climb into caves such as Sung Sot, whose chambers are large enough to hold hundreds of people. Floating fishing villages still work the same waters, so the bay is a living community and not only a view. Meals are served on deck as the islands slide past, and an overnight cruise lets you watch the sun set and rise over the same horizon.</w:t>
+        <w:t xml:space="preserve">Ha Long Bay is a UNESCO World Heritage Site, its karsts shaped over roughly 500 million years. Visitors cruise between the islands on wooden junks, kayak into lagoons that open only at low tide, and walk through caves such as Sung Sot, large enough to hold hundreds of people. Floating fishing villages still work these waters, so the bay is a living place and not only a view.</w:t>
       </w:r>
     </w:p>
     <w:p>
@@ -145,7 +145,7 @@
           <w:sz w:val="24"/>
           <w:szCs w:val="24"/>
         </w:rPr>
-        <w:t xml:space="preserve">Some travellers worry that Ha Long Bay has become too crowded, or that a cruise costs more than the rest of their trip. It is a fair concern in peak season. The answer is simply to choose well: routes through Lan Ha Bay and Bai Tu Long carry a fraction of the traffic and show the same limestone scenery, and cruises run at every price level, from shared day trips to small overnight boats. Travelling outside the summer months gives you quieter water and softer light for photographs.</w:t>
+        <w:t xml:space="preserve">Some travellers say the bay is crowded and that cruises cost too much. In peak season that is fair. The answer is to choose well: Lan Ha Bay and Bai Tu Long carry far less traffic with the same scenery, and cruises run at every price, from day trips to small overnight boats.</w:t>
       </w:r>
     </w:p>
     <w:p>
@@ -173,7 +173,7 @@
           <w:sz w:val="24"/>
           <w:szCs w:val="24"/>
         </w:rPr>
-        <w:t xml:space="preserve">Do not leave Ha Long Bay on a list of places you meant to see. Fly into Hanoi, take the two-and-a-half-hour transfer to the coast, and book at least one night on the water. Stand on the deck at sunrise while the mist lifts off the islands, and you will understand why the photographs never quite manage it. Book your cruise and let Ha Long Bay do the rest.</w:t>
+        <w:t xml:space="preserve">Do not leave Ha Long Bay on a list of places you meant to see. Fly into Hanoi, take the transfer to the coast, and book one night on the water. Stand on deck at sunrise, and you will see what the photographs miss. Book your cruise.</w:t>
       </w:r>
     </w:p>
     <w:p>
@@ -199,7 +199,7 @@
         </w:rPr>
         <w:t xml:space="preserve">Ha Long Bay Images. </w:t>
       </w:r>
-      <w:hyperlink w:history="1" r:id="rIdws3iomortt1brpgtvveoj">
+      <w:hyperlink w:history="1" r:id="rIdfsmgltszeupqxrjqay68z">
         <w:r>
           <w:rPr>
             <w:rFonts w:ascii="Bookman Old Style" w:cs="Bookman Old Style" w:eastAsia="Bookman Old Style" w:hAnsi="Bookman Old Style"/>

--- a/Ha-Long-Bay-Advertisement.docx
+++ b/Ha-Long-Bay-Advertisement.docx
@@ -4,13 +4,51 @@
   <w:body>
     <w:p>
       <w:pPr>
+        <w:tabs>
+          <w:tab w:val="left" w:pos="4680"/>
+        </w:tabs>
+        <w:spacing w:after="40"/>
+      </w:pPr>
+      <w:r>
+        <w:rPr>
+          <w:rFonts w:ascii="Bookman Old Style" w:cs="Bookman Old Style" w:eastAsia="Bookman Old Style" w:hAnsi="Bookman Old Style"/>
+          <w:sz w:val="24"/>
+          <w:szCs w:val="24"/>
+        </w:rPr>
+        <w:t xml:space="preserve">Name: Jordi Alba</w:t>
+      </w:r>
+      <w:r>
+        <w:rPr>
+          <w:rFonts w:ascii="Bookman Old Style" w:cs="Bookman Old Style" w:eastAsia="Bookman Old Style" w:hAnsi="Bookman Old Style"/>
+          <w:sz w:val="24"/>
+          <w:szCs w:val="24"/>
+        </w:rPr>
+        <w:tab/>
+        <w:t xml:space="preserve">Grade and section: VII - Darwin</w:t>
+      </w:r>
+    </w:p>
+    <w:p>
+      <w:pPr>
+        <w:spacing w:after="260"/>
+      </w:pPr>
+      <w:r>
+        <w:rPr>
+          <w:rFonts w:ascii="Bookman Old Style" w:cs="Bookman Old Style" w:eastAsia="Bookman Old Style" w:hAnsi="Bookman Old Style"/>
+          <w:sz w:val="24"/>
+          <w:szCs w:val="24"/>
+        </w:rPr>
+        <w:t xml:space="preserve">Teacher: Warnely O. Ceniza</w:t>
+      </w:r>
+    </w:p>
+    <w:p>
+      <w:pPr>
         <w:spacing w:after="180"/>
         <w:jc w:val="center"/>
       </w:pPr>
       <w:r>
         <w:drawing>
           <wp:inline distT="0" distB="0" distL="0" distR="0">
-            <wp:extent cx="5143500" cy="2886075"/>
+            <wp:extent cx="4762500" cy="2676525"/>
             <wp:effectExtent t="0" r="0" b="0" l="0"/>
             <wp:docPr id="1" name="" descr="" title=""/>
             <wp:cNvGraphicFramePr>
@@ -35,7 +73,7 @@
                   <pic:spPr bwMode="auto">
                     <a:xfrm>
                       <a:off x="0" y="0"/>
-                      <a:ext cx="5143500" cy="2886075"/>
+                      <a:ext cx="4762500" cy="2676525"/>
                     </a:xfrm>
                     <a:prstGeom prst="rect">
                       <a:avLst/>
@@ -89,7 +127,7 @@
           <w:sz w:val="24"/>
           <w:szCs w:val="24"/>
         </w:rPr>
-        <w:t xml:space="preserve">Some places look better in photographs than in person. Ha Long Bay is the opposite. Nearly two thousand limestone islands rise straight out of emerald water in northern Vietnam, and the only way through them is by boat. Make it your next destination.</w:t>
+        <w:t xml:space="preserve">Some places look better in photographs than in person. Ha Long Bay is the opposite. Nearly two thousand limestone islands rise straight out of emerald water in northern Vietnam, and a boat is the only way through them. If you are choosing one destination in Southeast Asia, choose the one that took millions of years to shape and can still be crossed in an afternoon.</w:t>
       </w:r>
     </w:p>
     <w:p>
@@ -117,7 +155,7 @@
           <w:sz w:val="24"/>
           <w:szCs w:val="24"/>
         </w:rPr>
-        <w:t xml:space="preserve">Ha Long Bay is a UNESCO World Heritage Site, its karsts shaped over roughly 500 million years. Visitors cruise between the islands on wooden junks, kayak into lagoons that open only at low tide, and walk through caves such as Sung Sot, large enough to hold hundreds of people. Floating fishing villages still work these waters, so the bay is a living place and not only a view.</w:t>
+        <w:t xml:space="preserve">Ha Long Bay is a UNESCO World Heritage Site, its limestone karsts shaped over roughly 500 million years. Visitors cruise between the islands on traditional wooden junks, kayak into hidden lagoons that open only at low tide, and climb into caves such as Sung Sot, whose chambers are large enough to hold hundreds of people. Floating fishing villages still work these waters, so the bay is a living community and not only a view, and meals are served on deck as the islands slide past.</w:t>
       </w:r>
     </w:p>
     <w:p>
@@ -145,7 +183,7 @@
           <w:sz w:val="24"/>
           <w:szCs w:val="24"/>
         </w:rPr>
-        <w:t xml:space="preserve">Some travellers say the bay is crowded and that cruises cost too much. In peak season that is fair. The answer is to choose well: Lan Ha Bay and Bai Tu Long carry far less traffic with the same scenery, and cruises run at every price, from day trips to small overnight boats.</w:t>
+        <w:t xml:space="preserve">Some travellers worry that Ha Long Bay has become too crowded, or that a cruise costs more than the rest of their trip. In peak season that is a fair concern. The answer is to choose well: routes through Lan Ha Bay and Bai Tu Long carry a fraction of the traffic and show the same limestone scenery, and cruises run at every price level, from shared day trips to small overnight boats.</w:t>
       </w:r>
     </w:p>
     <w:p>
@@ -173,7 +211,7 @@
           <w:sz w:val="24"/>
           <w:szCs w:val="24"/>
         </w:rPr>
-        <w:t xml:space="preserve">Do not leave Ha Long Bay on a list of places you meant to see. Fly into Hanoi, take the transfer to the coast, and book one night on the water. Stand on deck at sunrise, and you will see what the photographs miss. Book your cruise.</w:t>
+        <w:t xml:space="preserve">Do not leave Ha Long Bay on a list of places you meant to see. Fly into Hanoi, take the transfer to the coast, and book at least one night on the water. Stand on deck at sunrise while the mist lifts off the islands, and you will understand why the photographs never quite manage it. Book your cruise and let Ha Long Bay do the rest.</w:t>
       </w:r>
     </w:p>
     <w:p>
@@ -199,7 +237,7 @@
         </w:rPr>
         <w:t xml:space="preserve">Ha Long Bay Images. </w:t>
       </w:r>
-      <w:hyperlink w:history="1" r:id="rIdfsmgltszeupqxrjqay68z">
+      <w:hyperlink w:history="1" r:id="rIdfr2rvnvf-1paw2staosal">
         <w:r>
           <w:rPr>
             <w:rFonts w:ascii="Bookman Old Style" w:cs="Bookman Old Style" w:eastAsia="Bookman Old Style" w:hAnsi="Bookman Old Style"/>

--- a/Ha-Long-Bay-Advertisement.docx
+++ b/Ha-Long-Bay-Advertisement.docx
@@ -48,7 +48,7 @@
       <w:r>
         <w:drawing>
           <wp:inline distT="0" distB="0" distL="0" distR="0">
-            <wp:extent cx="4762500" cy="2676525"/>
+            <wp:extent cx="4476750" cy="2514600"/>
             <wp:effectExtent t="0" r="0" b="0" l="0"/>
             <wp:docPr id="1" name="" descr="" title=""/>
             <wp:cNvGraphicFramePr>
@@ -73,7 +73,7 @@
                   <pic:spPr bwMode="auto">
                     <a:xfrm>
                       <a:off x="0" y="0"/>
-                      <a:ext cx="4762500" cy="2676525"/>
+                      <a:ext cx="4476750" cy="2514600"/>
                     </a:xfrm>
                     <a:prstGeom prst="rect">
                       <a:avLst/>
@@ -119,7 +119,7 @@
     </w:p>
     <w:p>
       <w:pPr>
-        <w:spacing w:after="200" w:line="276"/>
+        <w:spacing w:after="180" w:line="240"/>
       </w:pPr>
       <w:r>
         <w:rPr>
@@ -147,7 +147,7 @@
     </w:p>
     <w:p>
       <w:pPr>
-        <w:spacing w:after="200" w:line="276"/>
+        <w:spacing w:after="180" w:line="240"/>
       </w:pPr>
       <w:r>
         <w:rPr>
@@ -175,7 +175,7 @@
     </w:p>
     <w:p>
       <w:pPr>
-        <w:spacing w:after="200" w:line="276"/>
+        <w:spacing w:after="180" w:line="240"/>
       </w:pPr>
       <w:r>
         <w:rPr>
@@ -203,7 +203,7 @@
     </w:p>
     <w:p>
       <w:pPr>
-        <w:spacing w:after="200" w:line="276"/>
+        <w:spacing w:after="180" w:line="240"/>
       </w:pPr>
       <w:r>
         <w:rPr>
@@ -237,7 +237,7 @@
         </w:rPr>
         <w:t xml:space="preserve">Ha Long Bay Images. </w:t>
       </w:r>
-      <w:hyperlink w:history="1" r:id="rIdfr2rvnvf-1paw2staosal">
+      <w:hyperlink w:history="1" r:id="rId_c4q9qvc3s3kookws9tka">
         <w:r>
           <w:rPr>
             <w:rFonts w:ascii="Bookman Old Style" w:cs="Bookman Old Style" w:eastAsia="Bookman Old Style" w:hAnsi="Bookman Old Style"/>
